--- a/static/命令执行漏洞报告.docx
+++ b/static/命令执行漏洞报告.docx
@@ -1516,7 +1516,93 @@
         <w:pStyle w:val="Heading1"/>
       </w:pPr>
       <w:r>
-        <w:t>六、测试验证</w:t>
+        <w:t>六、修复验证</w:t>
+      </w:r>
+    </w:p>
+    <w:p>
+      <w:pPr>
+        <w:pStyle w:val="Heading2"/>
+      </w:pPr>
+      <w:r>
+        <w:t>6.1 实际采用的修复方案</w:t>
+      </w:r>
+    </w:p>
+    <w:p>
+      <w:r>
+        <w:t>本次修复同时采用了方案一（shell=False）和方案二（白名单校验），形成双重防护：</w:t>
+      </w:r>
+    </w:p>
+    <w:p>
+      <w:pPr>
+        <w:spacing w:before="80" w:after="80"/>
+        <w:ind w:left="283"/>
+        <w:shd w:fill="0xF5F5F5"/>
+      </w:pPr>
+      <w:r>
+        <w:rPr>
+          <w:rFonts w:ascii="Courier New" w:hAnsi="Courier New"/>
+          <w:color w:val="2D2D2D"/>
+          <w:sz w:val="18"/>
+        </w:rPr>
+        <w:t># ✅ 修复后代码（app.py 第648-672行）</w:t>
+        <w:br/>
+        <w:t>@app.route("/ping", methods=["GET", "POST"])</w:t>
+        <w:br/>
+        <w:t>@login_required</w:t>
+        <w:br/>
+        <w:t>def ping():</w:t>
+        <w:br/>
+        <w:t xml:space="preserve">    result = None</w:t>
+        <w:br/>
+        <w:t xml:space="preserve">    ip = ""</w:t>
+        <w:br/>
+        <w:t xml:space="preserve">    username = session.get("username")</w:t>
+        <w:br/>
+        <w:br/>
+        <w:t xml:space="preserve">    if request.method == "POST":</w:t>
+        <w:br/>
+        <w:t xml:space="preserve">        ip = request.form.get("ip", "").strip()</w:t>
+        <w:br/>
+        <w:t xml:space="preserve">        if ip:</w:t>
+        <w:br/>
+        <w:t xml:space="preserve">            # 防护层1：白名单校验（仅允许IP或域名）</w:t>
+        <w:br/>
+        <w:t xml:space="preserve">            ip_pattern = r'^(\d{1,3}\.){3}\d{1,3}$'</w:t>
+        <w:br/>
+        <w:t xml:space="preserve">            domain_pattern = r'^[a-zA-Z0-9](...)'</w:t>
+        <w:br/>
+        <w:t xml:space="preserve">            if not re.match(ip_pattern, ip) and not re.match(domain_pattern, ip):</w:t>
+        <w:br/>
+        <w:t xml:space="preserve">                result = f"输入不合法: {ip}"</w:t>
+        <w:br/>
+        <w:t xml:space="preserve">                return render_template("ping.html", ...)</w:t>
+        <w:br/>
+        <w:br/>
+        <w:t xml:space="preserve">            # 防护层2：shell=False，参数列表形式</w:t>
+        <w:br/>
+        <w:t xml:space="preserve">            system = platform.system().lower()</w:t>
+        <w:br/>
+        <w:t xml:space="preserve">            if system == "windows":</w:t>
+        <w:br/>
+        <w:t xml:space="preserve">                output = subprocess.check_output(</w:t>
+        <w:br/>
+        <w:t xml:space="preserve">                    ["ping", "-n", "3", ip], shell=False, ...)</w:t>
+        <w:br/>
+        <w:t xml:space="preserve">            else:</w:t>
+        <w:br/>
+        <w:t xml:space="preserve">                output = subprocess.check_output(</w:t>
+        <w:br/>
+        <w:t xml:space="preserve">                    ["ping", "-c", "3", ip], shell=False, ...)</w:t>
+        <w:br/>
+        <w:t xml:space="preserve">            ...</w:t>
+      </w:r>
+    </w:p>
+    <w:p>
+      <w:pPr>
+        <w:pStyle w:val="Heading2"/>
+      </w:pPr>
+      <w:r>
+        <w:t>6.2 修复后测试结果</w:t>
       </w:r>
     </w:p>
     <w:tbl>
@@ -1584,7 +1670,7 @@
         </w:tc>
         <w:tc>
           <w:tcPr>
-            <w:tcW w:type="dxa" w:w="1984"/>
+            <w:tcW w:type="dxa" w:w="2268"/>
           </w:tcPr>
           <w:p>
             <w:pPr>
@@ -1594,13 +1680,13 @@
               <w:rPr>
                 <w:b/>
               </w:rPr>
-              <w:t>预期</w:t>
+              <w:t>预期（修复后）</w:t>
             </w:r>
           </w:p>
         </w:tc>
         <w:tc>
           <w:tcPr>
-            <w:tcW w:type="dxa" w:w="1134"/>
+            <w:tcW w:type="dxa" w:w="850"/>
           </w:tcPr>
           <w:p>
             <w:pPr>
@@ -1632,7 +1718,7 @@
           </w:tcPr>
           <w:p>
             <w:r>
-              <w:t>正常 ping</w:t>
+              <w:t>正常 IP</w:t>
             </w:r>
           </w:p>
         </w:tc>
@@ -1648,17 +1734,17 @@
         </w:tc>
         <w:tc>
           <w:tcPr>
-            <w:tcW w:type="dxa" w:w="1984"/>
+            <w:tcW w:type="dxa" w:w="2268"/>
           </w:tcPr>
           <w:p>
             <w:r>
-              <w:t>返回 ping 结果</w:t>
+              <w:t>正常返回 ping 结果</w:t>
             </w:r>
           </w:p>
         </w:tc>
         <w:tc>
           <w:tcPr>
-            <w:tcW w:type="dxa" w:w="1134"/>
+            <w:tcW w:type="dxa" w:w="850"/>
           </w:tcPr>
           <w:p>
             <w:r>
@@ -1684,7 +1770,7 @@
           </w:tcPr>
           <w:p>
             <w:r>
-              <w:t>分号注入</w:t>
+              <w:t>正常域名</w:t>
             </w:r>
           </w:p>
         </w:tc>
@@ -1694,23 +1780,23 @@
           </w:tcPr>
           <w:p>
             <w:r>
-              <w:t>8.8.8.8; whoami</w:t>
+              <w:t>example.com</w:t>
             </w:r>
           </w:p>
         </w:tc>
         <w:tc>
           <w:tcPr>
-            <w:tcW w:type="dxa" w:w="1984"/>
+            <w:tcW w:type="dxa" w:w="2268"/>
           </w:tcPr>
           <w:p>
             <w:r>
-              <w:t>两条命令都执行</w:t>
+              <w:t>正常返回 ping 结果</w:t>
             </w:r>
           </w:p>
         </w:tc>
         <w:tc>
           <w:tcPr>
-            <w:tcW w:type="dxa" w:w="1134"/>
+            <w:tcW w:type="dxa" w:w="850"/>
           </w:tcPr>
           <w:p>
             <w:r>
@@ -1736,7 +1822,7 @@
           </w:tcPr>
           <w:p>
             <w:r>
-              <w:t>管道注入</w:t>
+              <w:t>分号注入</w:t>
             </w:r>
           </w:p>
         </w:tc>
@@ -1746,23 +1832,23 @@
           </w:tcPr>
           <w:p>
             <w:r>
-              <w:t>8.8.8.8 | whoami</w:t>
+              <w:t>8.8.8.8; whoami</w:t>
             </w:r>
           </w:p>
         </w:tc>
         <w:tc>
           <w:tcPr>
-            <w:tcW w:type="dxa" w:w="1984"/>
+            <w:tcW w:type="dxa" w:w="2268"/>
           </w:tcPr>
           <w:p>
             <w:r>
-              <w:t>管道执行</w:t>
+              <w:t>输入不合法拦截</w:t>
             </w:r>
           </w:p>
         </w:tc>
         <w:tc>
           <w:tcPr>
-            <w:tcW w:type="dxa" w:w="1134"/>
+            <w:tcW w:type="dxa" w:w="850"/>
           </w:tcPr>
           <w:p>
             <w:r>
@@ -1788,7 +1874,7 @@
           </w:tcPr>
           <w:p>
             <w:r>
-              <w:t>逻辑与注入</w:t>
+              <w:t>管道注入</w:t>
             </w:r>
           </w:p>
         </w:tc>
@@ -1798,23 +1884,23 @@
           </w:tcPr>
           <w:p>
             <w:r>
-              <w:t>8.8.8.8 &amp;&amp; whoami</w:t>
+              <w:t>8.8.8.8 \| whoami</w:t>
             </w:r>
           </w:p>
         </w:tc>
         <w:tc>
           <w:tcPr>
-            <w:tcW w:type="dxa" w:w="1984"/>
+            <w:tcW w:type="dxa" w:w="2268"/>
           </w:tcPr>
           <w:p>
             <w:r>
-              <w:t>条件执行</w:t>
+              <w:t>输入不合法拦截</w:t>
             </w:r>
           </w:p>
         </w:tc>
         <w:tc>
           <w:tcPr>
-            <w:tcW w:type="dxa" w:w="1134"/>
+            <w:tcW w:type="dxa" w:w="850"/>
           </w:tcPr>
           <w:p>
             <w:r>
@@ -1840,7 +1926,7 @@
           </w:tcPr>
           <w:p>
             <w:r>
-              <w:t>逻辑或注入</w:t>
+              <w:t>命令替换</w:t>
             </w:r>
           </w:p>
         </w:tc>
@@ -1850,23 +1936,23 @@
           </w:tcPr>
           <w:p>
             <w:r>
-              <w:t>127.0.0.1 || whoami</w:t>
+              <w:t>$(whoami)</w:t>
             </w:r>
           </w:p>
         </w:tc>
         <w:tc>
           <w:tcPr>
-            <w:tcW w:type="dxa" w:w="1984"/>
+            <w:tcW w:type="dxa" w:w="2268"/>
           </w:tcPr>
           <w:p>
             <w:r>
-              <w:t>条件执行</w:t>
+              <w:t>输入不合法拦截</w:t>
             </w:r>
           </w:p>
         </w:tc>
         <w:tc>
           <w:tcPr>
-            <w:tcW w:type="dxa" w:w="1134"/>
+            <w:tcW w:type="dxa" w:w="850"/>
           </w:tcPr>
           <w:p>
             <w:r>
@@ -1892,7 +1978,7 @@
           </w:tcPr>
           <w:p>
             <w:r>
-              <w:t>命令替换</w:t>
+              <w:t>反引号注入</w:t>
             </w:r>
           </w:p>
         </w:tc>
@@ -1902,23 +1988,23 @@
           </w:tcPr>
           <w:p>
             <w:r>
-              <w:t>$(whoami)</w:t>
+              <w:t>`whoami`</w:t>
             </w:r>
           </w:p>
         </w:tc>
         <w:tc>
           <w:tcPr>
-            <w:tcW w:type="dxa" w:w="1984"/>
+            <w:tcW w:type="dxa" w:w="2268"/>
           </w:tcPr>
           <w:p>
             <w:r>
-              <w:t>替换执行</w:t>
+              <w:t>输入不合法拦截</w:t>
             </w:r>
           </w:p>
         </w:tc>
         <w:tc>
           <w:tcPr>
-            <w:tcW w:type="dxa" w:w="1134"/>
+            <w:tcW w:type="dxa" w:w="850"/>
           </w:tcPr>
           <w:p>
             <w:r>
@@ -1944,7 +2030,7 @@
           </w:tcPr>
           <w:p>
             <w:r>
-              <w:t>反引号注入</w:t>
+              <w:t>逻辑与注入</w:t>
             </w:r>
           </w:p>
         </w:tc>
@@ -1954,23 +2040,23 @@
           </w:tcPr>
           <w:p>
             <w:r>
-              <w:t>`whoami`</w:t>
+              <w:t>8.8.8.8 &amp;&amp; whoami</w:t>
             </w:r>
           </w:p>
         </w:tc>
         <w:tc>
           <w:tcPr>
-            <w:tcW w:type="dxa" w:w="1984"/>
+            <w:tcW w:type="dxa" w:w="2268"/>
           </w:tcPr>
           <w:p>
             <w:r>
-              <w:t>替换执行</w:t>
+              <w:t>输入不合法拦截</w:t>
             </w:r>
           </w:p>
         </w:tc>
         <w:tc>
           <w:tcPr>
-            <w:tcW w:type="dxa" w:w="1134"/>
+            <w:tcW w:type="dxa" w:w="850"/>
           </w:tcPr>
           <w:p>
             <w:r>
@@ -2012,7 +2098,7 @@
         </w:tc>
         <w:tc>
           <w:tcPr>
-            <w:tcW w:type="dxa" w:w="1984"/>
+            <w:tcW w:type="dxa" w:w="2268"/>
           </w:tcPr>
           <w:p>
             <w:r>
@@ -2022,7 +2108,7 @@
         </w:tc>
         <w:tc>
           <w:tcPr>
-            <w:tcW w:type="dxa" w:w="1134"/>
+            <w:tcW w:type="dxa" w:w="850"/>
           </w:tcPr>
           <w:p>
             <w:r>
@@ -2064,17 +2150,17 @@
         </w:tc>
         <w:tc>
           <w:tcPr>
-            <w:tcW w:type="dxa" w:w="1984"/>
+            <w:tcW w:type="dxa" w:w="2268"/>
           </w:tcPr>
           <w:p>
             <w:r>
-              <w:t>302 跳转</w:t>
+              <w:t>302 跳转登录</w:t>
             </w:r>
           </w:p>
         </w:tc>
         <w:tc>
           <w:tcPr>
-            <w:tcW w:type="dxa" w:w="1134"/>
+            <w:tcW w:type="dxa" w:w="850"/>
           </w:tcPr>
           <w:p>
             <w:r>
@@ -2226,7 +2312,7 @@
           </w:tcPr>
           <w:p>
             <w:r>
-              <w:t>/ping 第658行</w:t>
+              <w:t>/ping 第665行</w:t>
             </w:r>
           </w:p>
         </w:tc>
@@ -2236,7 +2322,7 @@
           </w:tcPr>
           <w:p>
             <w:r>
-              <w:t>📋 未修复（需求定义）</w:t>
+              <w:t>✅ 已修复</w:t>
             </w:r>
           </w:p>
         </w:tc>
@@ -2278,7 +2364,7 @@
           </w:tcPr>
           <w:p>
             <w:r>
-              <w:t>/ping 第655-656行</w:t>
+              <w:t>/ping 第661-663行</w:t>
             </w:r>
           </w:p>
         </w:tc>
@@ -2288,7 +2374,7 @@
           </w:tcPr>
           <w:p>
             <w:r>
-              <w:t>📋 未修复（需求定义）</w:t>
+              <w:t>✅ 已修复</w:t>
             </w:r>
           </w:p>
         </w:tc>
@@ -2330,7 +2416,7 @@
           </w:tcPr>
           <w:p>
             <w:r>
-              <w:t>/ping 第648行</w:t>
+              <w:t>/ping 第657行</w:t>
             </w:r>
           </w:p>
         </w:tc>
@@ -2340,7 +2426,7 @@
           </w:tcPr>
           <w:p>
             <w:r>
-              <w:t>📋 未修复（需求定义）</w:t>
+              <w:t>✅ 已修复</w:t>
             </w:r>
           </w:p>
         </w:tc>
@@ -2349,7 +2435,7 @@
     <w:p/>
     <w:p>
       <w:r>
-        <w:t>说明：以上三个漏洞按照需求要求故意保留。需求明确要求"使用 shell=True"、"使用 f-string 拼接"、"不对 ip 做任何过滤"。修复方案已在第五章中完整给出，开发者可根据实际安全需求选择性实施。</w:t>
+        <w:t>修复说明：三个漏洞均已修复。采用 shell=False 参数列表传递方式彻底杜绝注入，同时增加白名单正则校验作为双重防护。</w:t>
       </w:r>
     </w:p>
     <w:p>
@@ -2455,6 +2541,38 @@
           <w:p>
             <w:r>
               <w:t>app.py, ping.html, base.html, index.html</w:t>
+            </w:r>
+          </w:p>
+        </w:tc>
+      </w:tr>
+      <w:tr>
+        <w:tc>
+          <w:tcPr>
+            <w:tcW w:type="dxa" w:w="1701"/>
+          </w:tcPr>
+          <w:p>
+            <w:r>
+              <w:t>9475245</w:t>
+            </w:r>
+          </w:p>
+        </w:tc>
+        <w:tc>
+          <w:tcPr>
+            <w:tcW w:type="dxa" w:w="3402"/>
+          </w:tcPr>
+          <w:p>
+            <w:r>
+              <w:t>fix: 修复命令执行漏洞（Ping功能）</w:t>
+            </w:r>
+          </w:p>
+        </w:tc>
+        <w:tc>
+          <w:tcPr>
+            <w:tcW w:type="dxa" w:w="2835"/>
+          </w:tcPr>
+          <w:p>
+            <w:r>
+              <w:t>app.py</w:t>
             </w:r>
           </w:p>
         </w:tc>

--- a/static/命令执行漏洞报告.docx
+++ b/static/命令执行漏洞报告.docx
@@ -1884,7 +1884,7 @@
           </w:tcPr>
           <w:p>
             <w:r>
-              <w:t>8.8.8.8 \| whoami</w:t>
+              <w:t>8.8.8.8 | whoami</w:t>
             </w:r>
           </w:p>
         </w:tc>

--- a/static/命令执行漏洞报告.docx
+++ b/static/命令执行漏洞报告.docx
@@ -58,11 +58,11 @@
         </w:rPr>
         <w:t>项目地址：github.com/nobody848/flask-user-management</w:t>
         <w:br/>
-        <w:t>报告日期：2026-07-13</w:t>
+        <w:t>报告日期：2026-07-16</w:t>
         <w:br/>
-        <w:t>测试范围：/ping 路由命令注入漏洞</w:t>
+        <w:t>测试范围：/ping 路由命令注入漏洞检测、修复与验证</w:t>
         <w:br/>
-        <w:t>提交哈希：9f6c10e</w:t>
+        <w:t>修复提交：9475245</w:t>
       </w:r>
     </w:p>
     <w:p>
@@ -2599,7 +2599,7 @@
           <w:color w:val="999999"/>
           <w:sz w:val="20"/>
         </w:rPr>
-        <w:t>报告生成日期：2026-07-13</w:t>
+        <w:t>报告生成日期：2026-07-16</w:t>
       </w:r>
     </w:p>
     <w:sectPr>
